--- a/docs/pirate-voyage_game-spec_v1.docx
+++ b/docs/pirate-voyage_game-spec_v1.docx
@@ -40,7 +40,7 @@
         <w:rPr>
           <w:sz w:val="20"/>
         </w:rPr>
-        <w:t>作成日：2026年9月30日　版：1.0</w:t>
+        <w:t>作成日：2026年9月30日　版：1.1</w:t>
       </w:r>
     </w:p>
     <w:p>
@@ -914,7 +914,7 @@
                 <w:color w:val="000000"/>
                 <w:sz w:val="20"/>
               </w:rPr>
-              <w:t>引き続き index.html 一ファイルで実行可能にする</w:t>
+              <w:t>自由航海版とゲーム版を同じリポジトリに置き、各版を独立したHTML一ファイルで実行可能にする</w:t>
             </w:r>
           </w:p>
         </w:tc>
@@ -1920,12 +1920,413 @@
     </w:p>
     <w:p>
       <w:r>
-        <w:t>既存の「自由航海」はタイトル画面から引き続き選べるようにする。冒険モードでは所持金や物語を保存し、自由航海では天候や位置を自由に変更できる。両モードの状態と保存領域を分け、自由航海での操作が冒険の進行に入り込まないようにする。</w:t>
+        <w:t>既存の「自由航海」はリポジトリ直下の index.html で引き続き公開する。ゲーム版は adventure/index.html とし、既存版のコピーを出発点にして開発する。ゲーム版では所持金や物語を保存し、自由航海では従来どおり天候や位置を自由に変更できる。両版の状態と保存領域を分け、自由航海での操作がゲームの進行に入り込まないようにする。</w:t>
       </w:r>
     </w:p>
     <w:p>
       <w:r>
         <w:t>現行の三本マスト船は上位船として活かす。序盤の小型船は同じ Builder による独自の船体と一〜二本マストの形状を追加し、見た目と能力の成長を一致させる。単に三本マスト船の能力だけを小型船扱いにする状態は、最初の試作までに限定する。</w:t>
+      </w:r>
+    </w:p>
+    <w:p>
+      <w:pPr>
+        <w:pStyle w:val="Heading2"/>
+      </w:pPr>
+      <w:r>
+        <w:t>2 1 同じリポジトリで二つの版を公開する構成</w:t>
+      </w:r>
+    </w:p>
+    <w:p>
+      <w:r>
+        <w:t>リポジトリは ryotamatsuki/pirate-voyage を継続して使用する。既存版の index.html は保持し、ゲーム版の追加と更新は adventure フォルダーで行う。各版のHTMLにCSSとJavaScriptを内包し、二つのファイルを別々にダウンロードして実行できるようにする。既存版から共通スクリプトを読み込む構成は採用せず、ゲーム版の変更が既存版の実行に影響しないようにする。</w:t>
+      </w:r>
+    </w:p>
+    <w:tbl>
+      <w:tblPr>
+        <w:tblW w:type="auto" w:w="0"/>
+        <w:jc w:val="center"/>
+        <w:tblLayout w:type="fixed"/>
+        <w:tblLook w:firstColumn="1" w:firstRow="1" w:lastColumn="0" w:lastRow="0" w:noHBand="0" w:noVBand="1" w:val="04A0"/>
+        <w:tblBorders>
+          <w:top w:val="single" w:sz="4" w:color="D9D9D9"/>
+          <w:left w:val="single" w:sz="4" w:color="D9D9D9"/>
+          <w:bottom w:val="single" w:sz="4" w:color="D9D9D9"/>
+          <w:right w:val="single" w:sz="4" w:color="D9D9D9"/>
+          <w:insideH w:val="single" w:sz="4" w:color="D9D9D9"/>
+          <w:insideV w:val="single" w:sz="4" w:color="D9D9D9"/>
+        </w:tblBorders>
+      </w:tblPr>
+      <w:tblGrid>
+        <w:gridCol w:w="1872"/>
+        <w:gridCol w:w="3168"/>
+        <w:gridCol w:w="4752"/>
+      </w:tblGrid>
+      <w:tr>
+        <w:trPr>
+          <w:cantSplit/>
+          <w:tblHeader w:val="true"/>
+        </w:trPr>
+        <w:tc>
+          <w:tcPr>
+            <w:tcW w:type="dxa" w:w="1872"/>
+            <w:vAlign w:val="center"/>
+            <w:tcMar>
+              <w:top w:w="65" w:type="dxa"/>
+              <w:bottom w:w="65" w:type="dxa"/>
+              <w:left w:w="85" w:type="dxa"/>
+              <w:right w:w="85" w:type="dxa"/>
+            </w:tcMar>
+            <w:shd w:fill="DDEBF0"/>
+          </w:tcPr>
+          <w:p>
+            <w:pPr>
+              <w:keepNext/>
+              <w:spacing w:line="282" w:lineRule="exact" w:before="0" w:after="0"/>
+              <w:jc w:val="center"/>
+            </w:pPr>
+            <w:r>
+              <w:rPr>
+                <w:b/>
+                <w:color w:val="000000"/>
+                <w:sz w:val="20"/>
+              </w:rPr>
+              <w:t>保存場所</w:t>
+            </w:r>
+          </w:p>
+        </w:tc>
+        <w:tc>
+          <w:tcPr>
+            <w:tcW w:type="dxa" w:w="3168"/>
+            <w:vAlign w:val="center"/>
+            <w:tcMar>
+              <w:top w:w="65" w:type="dxa"/>
+              <w:bottom w:w="65" w:type="dxa"/>
+              <w:left w:w="85" w:type="dxa"/>
+              <w:right w:w="85" w:type="dxa"/>
+            </w:tcMar>
+            <w:shd w:fill="DDEBF0"/>
+          </w:tcPr>
+          <w:p>
+            <w:pPr>
+              <w:keepNext/>
+              <w:spacing w:line="282" w:lineRule="exact" w:before="0" w:after="0"/>
+              <w:jc w:val="center"/>
+            </w:pPr>
+            <w:r>
+              <w:rPr>
+                <w:b/>
+                <w:color w:val="000000"/>
+                <w:sz w:val="20"/>
+              </w:rPr>
+              <w:t>用途</w:t>
+            </w:r>
+          </w:p>
+        </w:tc>
+        <w:tc>
+          <w:tcPr>
+            <w:tcW w:type="dxa" w:w="4752"/>
+            <w:vAlign w:val="center"/>
+            <w:tcMar>
+              <w:top w:w="65" w:type="dxa"/>
+              <w:bottom w:w="65" w:type="dxa"/>
+              <w:left w:w="85" w:type="dxa"/>
+              <w:right w:w="85" w:type="dxa"/>
+            </w:tcMar>
+            <w:shd w:fill="DDEBF0"/>
+          </w:tcPr>
+          <w:p>
+            <w:pPr>
+              <w:keepNext/>
+              <w:spacing w:line="282" w:lineRule="exact" w:before="0" w:after="0"/>
+              <w:jc w:val="center"/>
+            </w:pPr>
+            <w:r>
+              <w:rPr>
+                <w:b/>
+                <w:color w:val="000000"/>
+                <w:sz w:val="20"/>
+              </w:rPr>
+              <w:t>GitHub Pagesの公開パス</w:t>
+            </w:r>
+          </w:p>
+        </w:tc>
+      </w:tr>
+      <w:tr>
+        <w:trPr>
+          <w:cantSplit/>
+        </w:trPr>
+        <w:tc>
+          <w:tcPr>
+            <w:tcW w:type="dxa" w:w="1872"/>
+            <w:vAlign w:val="center"/>
+            <w:tcMar>
+              <w:top w:w="65" w:type="dxa"/>
+              <w:bottom w:w="65" w:type="dxa"/>
+              <w:left w:w="85" w:type="dxa"/>
+              <w:right w:w="85" w:type="dxa"/>
+            </w:tcMar>
+            <w:shd w:fill="FFFFFF"/>
+          </w:tcPr>
+          <w:p>
+            <w:pPr>
+              <w:keepNext w:val="0"/>
+              <w:spacing w:line="282" w:lineRule="exact" w:before="0" w:after="0"/>
+              <w:jc w:val="left"/>
+            </w:pPr>
+            <w:r>
+              <w:rPr>
+                <w:b w:val="0"/>
+                <w:color w:val="000000"/>
+                <w:sz w:val="20"/>
+              </w:rPr>
+              <w:t>index.html</w:t>
+            </w:r>
+          </w:p>
+        </w:tc>
+        <w:tc>
+          <w:tcPr>
+            <w:tcW w:type="dxa" w:w="3168"/>
+            <w:vAlign w:val="center"/>
+            <w:tcMar>
+              <w:top w:w="65" w:type="dxa"/>
+              <w:bottom w:w="65" w:type="dxa"/>
+              <w:left w:w="85" w:type="dxa"/>
+              <w:right w:w="85" w:type="dxa"/>
+            </w:tcMar>
+            <w:shd w:fill="FFFFFF"/>
+          </w:tcPr>
+          <w:p>
+            <w:pPr>
+              <w:keepNext w:val="0"/>
+              <w:spacing w:line="282" w:lineRule="exact" w:before="0" w:after="0"/>
+              <w:jc w:val="left"/>
+            </w:pPr>
+            <w:r>
+              <w:rPr>
+                <w:b w:val="0"/>
+                <w:color w:val="000000"/>
+                <w:sz w:val="20"/>
+              </w:rPr>
+              <w:t>現在のシンプルな自由航海版</w:t>
+            </w:r>
+          </w:p>
+        </w:tc>
+        <w:tc>
+          <w:tcPr>
+            <w:tcW w:type="dxa" w:w="4752"/>
+            <w:vAlign w:val="center"/>
+            <w:tcMar>
+              <w:top w:w="65" w:type="dxa"/>
+              <w:bottom w:w="65" w:type="dxa"/>
+              <w:left w:w="85" w:type="dxa"/>
+              <w:right w:w="85" w:type="dxa"/>
+            </w:tcMar>
+            <w:shd w:fill="FFFFFF"/>
+          </w:tcPr>
+          <w:p>
+            <w:pPr>
+              <w:keepNext w:val="0"/>
+              <w:spacing w:line="282" w:lineRule="exact" w:before="0" w:after="0"/>
+              <w:jc w:val="left"/>
+            </w:pPr>
+            <w:r>
+              <w:rPr>
+                <w:b w:val="0"/>
+                <w:color w:val="000000"/>
+                <w:sz w:val="20"/>
+              </w:rPr>
+              <w:t>/pirate-voyage/</w:t>
+            </w:r>
+          </w:p>
+        </w:tc>
+      </w:tr>
+      <w:tr>
+        <w:trPr>
+          <w:cantSplit/>
+        </w:trPr>
+        <w:tc>
+          <w:tcPr>
+            <w:tcW w:type="dxa" w:w="1872"/>
+            <w:vAlign w:val="center"/>
+            <w:tcMar>
+              <w:top w:w="65" w:type="dxa"/>
+              <w:bottom w:w="65" w:type="dxa"/>
+              <w:left w:w="85" w:type="dxa"/>
+              <w:right w:w="85" w:type="dxa"/>
+            </w:tcMar>
+            <w:shd w:fill="F7FAFB"/>
+          </w:tcPr>
+          <w:p>
+            <w:pPr>
+              <w:keepNext w:val="0"/>
+              <w:spacing w:line="282" w:lineRule="exact" w:before="0" w:after="0"/>
+              <w:jc w:val="left"/>
+            </w:pPr>
+            <w:r>
+              <w:rPr>
+                <w:b w:val="0"/>
+                <w:color w:val="000000"/>
+                <w:sz w:val="20"/>
+              </w:rPr>
+              <w:t>adventure/index.html</w:t>
+            </w:r>
+          </w:p>
+        </w:tc>
+        <w:tc>
+          <w:tcPr>
+            <w:tcW w:type="dxa" w:w="3168"/>
+            <w:vAlign w:val="center"/>
+            <w:tcMar>
+              <w:top w:w="65" w:type="dxa"/>
+              <w:bottom w:w="65" w:type="dxa"/>
+              <w:left w:w="85" w:type="dxa"/>
+              <w:right w:w="85" w:type="dxa"/>
+            </w:tcMar>
+            <w:shd w:fill="F7FAFB"/>
+          </w:tcPr>
+          <w:p>
+            <w:pPr>
+              <w:keepNext w:val="0"/>
+              <w:spacing w:line="282" w:lineRule="exact" w:before="0" w:after="0"/>
+              <w:jc w:val="left"/>
+            </w:pPr>
+            <w:r>
+              <w:rPr>
+                <w:b w:val="0"/>
+                <w:color w:val="000000"/>
+                <w:sz w:val="20"/>
+              </w:rPr>
+              <w:t>交易と探索を加えるゲーム版</w:t>
+            </w:r>
+          </w:p>
+        </w:tc>
+        <w:tc>
+          <w:tcPr>
+            <w:tcW w:type="dxa" w:w="4752"/>
+            <w:vAlign w:val="center"/>
+            <w:tcMar>
+              <w:top w:w="65" w:type="dxa"/>
+              <w:bottom w:w="65" w:type="dxa"/>
+              <w:left w:w="85" w:type="dxa"/>
+              <w:right w:w="85" w:type="dxa"/>
+            </w:tcMar>
+            <w:shd w:fill="F7FAFB"/>
+          </w:tcPr>
+          <w:p>
+            <w:pPr>
+              <w:keepNext w:val="0"/>
+              <w:spacing w:line="282" w:lineRule="exact" w:before="0" w:after="0"/>
+              <w:jc w:val="left"/>
+            </w:pPr>
+            <w:r>
+              <w:rPr>
+                <w:b w:val="0"/>
+                <w:color w:val="000000"/>
+                <w:sz w:val="20"/>
+              </w:rPr>
+              <w:t>/pirate-voyage/adventure/</w:t>
+            </w:r>
+          </w:p>
+        </w:tc>
+      </w:tr>
+      <w:tr>
+        <w:trPr>
+          <w:cantSplit/>
+        </w:trPr>
+        <w:tc>
+          <w:tcPr>
+            <w:tcW w:type="dxa" w:w="1872"/>
+            <w:vAlign w:val="center"/>
+            <w:tcMar>
+              <w:top w:w="65" w:type="dxa"/>
+              <w:bottom w:w="65" w:type="dxa"/>
+              <w:left w:w="85" w:type="dxa"/>
+              <w:right w:w="85" w:type="dxa"/>
+            </w:tcMar>
+            <w:shd w:fill="FFFFFF"/>
+          </w:tcPr>
+          <w:p>
+            <w:pPr>
+              <w:keepNext w:val="0"/>
+              <w:spacing w:line="282" w:lineRule="exact" w:before="0" w:after="0"/>
+              <w:jc w:val="left"/>
+            </w:pPr>
+            <w:r>
+              <w:rPr>
+                <w:b w:val="0"/>
+                <w:color w:val="000000"/>
+                <w:sz w:val="20"/>
+              </w:rPr>
+              <w:t>docs/</w:t>
+            </w:r>
+          </w:p>
+        </w:tc>
+        <w:tc>
+          <w:tcPr>
+            <w:tcW w:type="dxa" w:w="3168"/>
+            <w:vAlign w:val="center"/>
+            <w:tcMar>
+              <w:top w:w="65" w:type="dxa"/>
+              <w:bottom w:w="65" w:type="dxa"/>
+              <w:left w:w="85" w:type="dxa"/>
+              <w:right w:w="85" w:type="dxa"/>
+            </w:tcMar>
+            <w:shd w:fill="FFFFFF"/>
+          </w:tcPr>
+          <w:p>
+            <w:pPr>
+              <w:keepNext w:val="0"/>
+              <w:spacing w:line="282" w:lineRule="exact" w:before="0" w:after="0"/>
+              <w:jc w:val="left"/>
+            </w:pPr>
+            <w:r>
+              <w:rPr>
+                <w:b w:val="0"/>
+                <w:color w:val="000000"/>
+                <w:sz w:val="20"/>
+              </w:rPr>
+              <w:t>企画書、仕様書、開発記録</w:t>
+            </w:r>
+          </w:p>
+        </w:tc>
+        <w:tc>
+          <w:tcPr>
+            <w:tcW w:type="dxa" w:w="4752"/>
+            <w:vAlign w:val="center"/>
+            <w:tcMar>
+              <w:top w:w="65" w:type="dxa"/>
+              <w:bottom w:w="65" w:type="dxa"/>
+              <w:left w:w="85" w:type="dxa"/>
+              <w:right w:w="85" w:type="dxa"/>
+            </w:tcMar>
+            <w:shd w:fill="FFFFFF"/>
+          </w:tcPr>
+          <w:p>
+            <w:pPr>
+              <w:keepNext w:val="0"/>
+              <w:spacing w:line="282" w:lineRule="exact" w:before="0" w:after="0"/>
+              <w:jc w:val="left"/>
+            </w:pPr>
+            <w:r>
+              <w:rPr>
+                <w:b w:val="0"/>
+                <w:color w:val="000000"/>
+                <w:sz w:val="20"/>
+              </w:rPr>
+              <w:t>文書の参照先</w:t>
+            </w:r>
+          </w:p>
+        </w:tc>
+      </w:tr>
+    </w:tbl>
+    <w:p>
+      <w:pPr>
+        <w:spacing w:after="40" w:line="40" w:lineRule="exact"/>
+      </w:pPr>
+    </w:p>
+    <w:p>
+      <w:r>
+        <w:t>ゲーム版のタイトル画面とREADMEに自由航海版へのリンクを置く。GitHub Pagesでは main のリポジトリ直下を公開元とし、両版を同時に配信する。既存のChatGPT Sites版は自由航海版として維持し、ゲーム版のSites公開は別の公開作業で扱う。保存キーには pirate-voyage:adventure の名前空間と版を付け、他の版や作品のキーを削除しない。ゲーム版のリセットはゲーム版の保存だけを対象とし、破損した保存の読込み時には正常な保存を上書きしない。公開前に既存版のHTMLのGit blobを比較し、既存版の内容を変更していないことを確認する。</w:t>
       </w:r>
     </w:p>
     <w:p>
@@ -8033,7 +8434,7 @@
     </w:p>
     <w:p>
       <w:r>
-        <w:t>船体HPが35未満になると船速を20％下げ、入港時に修理を提案する。船体HPが0になったら遭難処理へ移り、描画だけを止めて進行を続ける状態を残さない。港の修理はHP一点につき1G、食料は一単位1Gを初期設定とする。通常の港メニュー操作はゲーム時間を止め、修理の確定時に0.25ゲーム日を進める。港内の食事と停泊は一日6Gで精算し、船内の食料を消費しない。</w:t>
+        <w:t>船体HPが35未満になると船速を20％下げ、入港時に修理を提案する。船体HPが0になったら遭難処理へ移り、描画だけを止めて進行を続ける状態を残さない。港の修理はHP一点につき1G、食料は一単位1Gを初期設定とする。通常の港メニュー操作はゲーム時間を止め、修理の確定時に0.25ゲーム日を進める。修理時の食事・停泊費は0.25日分の1.5Gを切り上げ、2Gとして修理代と一緒に精算する。港内の食事と停泊は一日6Gで精算し、船内の食料を消費しない。</w:t>
       </w:r>
     </w:p>
     <w:p>
@@ -14495,7 +14896,7 @@
     </w:p>
     <w:p>
       <w:r>
-        <w:t>配布物は index.html 一ファイルを維持する。内部は次の責務に分け、港画面のクリック処理から資源を直接書き換える構造を避ける。初期版ではビルドツールと新しい描画ライブラリを導入しない。</w:t>
+        <w:t>各版の配布物は、それぞれの index.html 一ファイルを維持する。ゲームの処理を追加する対象は adventure/index.html とし、リポジトリ直下の index.html は自由航海版として保持する。内部は次の責務に分け、港画面のクリック処理から資源を直接書き換える構造を避ける。初期版ではビルドツールと新しい描画ライブラリを導入しない。</w:t>
       </w:r>
     </w:p>
     <w:tbl>
@@ -15649,7 +16050,7 @@
     </w:p>
     <w:p>
       <w:r>
-        <w:t>最初に作るのは、灯待ち港と松帆港だけを往復し、木材を売買し、食料を補給して、段階2へ改造できる試作とする。物語の会話と多数の島を増やす前に、価格、時間、移動、補給、保存が一続きで動く状態を作る。この試作に触れて、航海中に次の目的が欲しくなるか、補給が作業になりすぎていないかを判断する。</w:t>
+        <w:t>最初に作るのは、灯待ち港と松帆港だけを往復し、木材を売買し、食料を補給して、段階2へ改造できる試作とする。物語の会話と多数の島を増やす前に、価格、時間、移動、補給、保存が一続きで動く状態を作る。この試作に触れて、航海中に次の目的が欲しくなるか、補給が作業になりすぎていないかを判断する。二港試作では、二港の位置を海図に示す。五港、未探索海図、第一章の完成はM4とM5で追加する。試作の実装済み範囲と検証結果は docs/development-status.md に記録する。</w:t>
       </w:r>
     </w:p>
     <w:p>
@@ -16584,7 +16985,7 @@
     </w:p>
     <w:p>
       <w:r>
-        <w:t>コードの変更を始める前に、現在の公開版へ戻せる基準点を残す。開発中の画面で確認してから GitHub Pages と Sites の公開版へ反映する。公開先ごとに保存移行と読込みを確認し、公開URLが同じでもセーブ形式の変更を見落とさない。</w:t>
+        <w:t>コードの変更を始める前に、現在の公開版へ戻せる基準点を残す。開発中の画面で確認してから GitHub Pages のゲーム版へ反映する。Sitesへのゲーム版の公開は、自由航海版を維持したまま別途行う。公開先ごとに保存移行と読込みを確認し、公開URLが同じでもセーブ形式の変更を見落とさない。</w:t>
       </w:r>
     </w:p>
     <w:p>
@@ -17861,7 +18262,7 @@
     </w:p>
     <w:p>
       <w:r>
-        <w:t>本書はゲームの企画と実装方針を定めるものであり、ゲーム本体の変更、コミット、公開は次の実装作業で行う。</w:t>
+        <w:t>本書はゲームの企画と実装方針を定める。開発の進捗と検証結果は docs/development-status.md に記録し、本書の完成版仕様と区別する。</w:t>
       </w:r>
     </w:p>
     <w:sectPr>

--- a/docs/pirate-voyage_game-spec_v1.docx
+++ b/docs/pirate-voyage_game-spec_v1.docx
@@ -40,7 +40,7 @@
         <w:rPr>
           <w:sz w:val="20"/>
         </w:rPr>
-        <w:t>作成日：2026年9月30日　版：1.1</w:t>
+        <w:t>作成日：2026年9月30日　版：1.2</w:t>
       </w:r>
     </w:p>
     <w:p>
@@ -49,6 +49,9 @@
       </w:pPr>
       <w:r>
         <w:t>既存の航海シミュレーションを、探索と交易を中心とする海洋冒険ゲームへ拡張するための企画、物語、実装仕様をまとめる。初期版は五港と第一章に絞り、船員、海賊行為、港への投資、五海域へ段階的に広げる。</w:t>
+      </w:r>
+      <w:r>
+        <w:t>次の工程では二港の一航海を先に改善し、五港、予報と十遭遇、第一章の順に開発する。</w:t>
       </w:r>
     </w:p>
     <w:p>
@@ -998,7 +1001,7 @@
     </w:p>
     <w:p>
       <w:r>
-        <w:t>2026年9月30日に GitHub の main を確認した。確認したコミットは 604a795f7fb9e9652e7f06a08262018155521280、index.html の blob は 6f891695f765f358ac79e062561c08006c4703da である。現在の画面上の名称は「黒潮の航海」で、外部ライブラリに依存しない WebGL の独自描画を使用している。[R7]</w:t>
+        <w:t>自由航海版の初期調査は、2026年9月30日に確認したコミット 604a795f7fb9e9652e7f06a08262018155521280 を基準とする。index.html の blob は 6f891695f765f358ac79e062561c08006c4703da である。画面上の名称は「黒潮の航海」で、外部ライブラリに依存しない WebGL の独自描画を使用している。下表は自由航海版からゲーム版へ接続する要素を示す。[R7]次の開発工程の基準は、ゲームv0.1.1のコミット 419152009b712658b7d4aaf1fa208d7e2a49e6fa とする。M0〜M3と初回ガイドは完了済みで、現在の実装と確認結果は開発進捗表を参照する。</w:t>
       </w:r>
     </w:p>
     <w:tbl>
@@ -5740,6 +5743,12 @@
       </w:r>
     </w:p>
     <w:p>
+      <w:pPr/>
+      <w:r>
+        <w:t>船の性能、海についての知識、利用できる航路をそれぞれ成長として扱う。M4aでは二港の航海中に観測浮標を発見し、寄り道、観測、報告、航路登録、帰路の移動短縮を一続きの体験にする。</w:t>
+      </w:r>
+    </w:p>
+    <w:p>
       <w:r>
         <w:t>初回は敵襲や嵐を強制せず、第一の入港と売却を保証する導入条件を設ける。船を改造した直後には、以前より遠い行き先の噂を出す。すべての強化を所持金だけで説明せず、補給能力と到達できる港の増加も表示する。</w:t>
       </w:r>
@@ -7430,6 +7439,12 @@
       </w:r>
     </w:p>
     <w:p>
+      <w:pPr/>
+      <w:r>
+        <w:t>初回案内で使う灯待ち港と松帆港の位置は、案内済みの既知情報として表示する。追加の港と観測地点は未知とし、二港の位置が既知でも未訪問の相場を確定情報として開示しない。旧記録で既に表示されている二港を、版移行で隠し直さない。</w:t>
+      </w:r>
+    </w:p>
+    <w:p>
       <w:r>
         <w:t>噂だけでは正確な港名や在庫を明かさない。港を見つけると位置、訪れると相場とサービス、調査すると航路の情報が分かる。海図の霧はUIで表現し、3Dの水平線に見える島を黒い幕で消す処理は行わない。</w:t>
       </w:r>
@@ -7450,6 +7465,12 @@
     <w:p>
       <w:r>
         <w:t>航海帳には発見、噂、売買記録、依頼、主筋、仲間の目的を記録する。追跡する目的は一つ選べるが、他の目的へいつでも切り替えられる。相場は最終確認日を示し、未訪問の港の正確な売値を保証しない。価格の履歴は直近十件までとし、セーブの容量を増やし続けない。</w:t>
+      </w:r>
+    </w:p>
+    <w:p>
+      <w:pPr/>
+      <w:r>
+        <w:t>観測の記録には、分かったこと、未確認のこと、次に試せることを対応付ける。視認、観測、報告、航路登録を別々の状態として保存し、記録の重複取得と二重報酬を防ぐ。未完成の次の地点を、実際に訪問できる目的地として案内しない。</w:t>
       </w:r>
     </w:p>
     <w:p>
@@ -8142,7 +8163,7 @@
                 <w:color w:val="000000"/>
                 <w:sz w:val="20"/>
               </w:rPr>
-              <w:t>発見済み</w:t>
+              <w:t>位置が既知</w:t>
             </w:r>
           </w:p>
         </w:tc>
@@ -8170,7 +8191,7 @@
                 <w:color w:val="000000"/>
                 <w:sz w:val="20"/>
               </w:rPr>
-              <w:t>灯待ち港と出港付近</w:t>
+              <w:t>案内済みの二港と出港付近</w:t>
             </w:r>
           </w:p>
         </w:tc>
@@ -15948,7 +15969,7 @@
         <w:keepNext w:val="0"/>
       </w:pPr>
       <w:r>
-        <w:t xml:space="preserve">  "discovery": {"ports": ["p_light"], "fogChunks": {}},</w:t>
+        <w:t xml:space="preserve">  "discovery": {"ports": ["p_light", "p_pine"], "fogChunks": {}},</w:t>
       </w:r>
     </w:p>
     <w:p>
@@ -16050,7 +16071,7 @@
     </w:p>
     <w:p>
       <w:r>
-        <w:t>最初に作るのは、灯待ち港と松帆港だけを往復し、木材を売買し、食料を補給して、段階2へ改造できる試作とする。物語の会話と多数の島を増やす前に、価格、時間、移動、補給、保存が一続きで動く状態を作る。この試作に触れて、航海中に次の目的が欲しくなるか、補給が作業になりすぎていないかを判断する。二港試作では、二港の位置を海図に示す。五港、未探索海図、第一章の完成はM4とM5で追加する。試作の実装済み範囲と検証結果は docs/development-status.md に記録する。</w:t>
+        <w:t>最初に作るのは、灯待ち港と松帆港だけを往復し、木材を売買し、食料を補給して、段階2へ改造できる試作とする。物語の会話と多数の島を増やす前に、価格、時間、移動、補給、保存が一続きで動く状態を作る。この試作に触れて、航海中に次の目的が欲しくなるか、補給が作業になりすぎていないかを判断する。二港試作では、二港の位置を海図に示す。M0からM3の二港試作と初回ガイドは、2026年9月30日にゲーム版v0.1.1として完了した。次はM4aとして二港の一航海を先に改善し、その後に五港、予報と十遭遇、第一章を追加する。試作の実装済み範囲と検証結果は docs/development-status.md に記録する。</w:t>
       </w:r>
     </w:p>
     <w:p>
@@ -16583,7 +16604,14 @@
                 <w:color w:val="000000"/>
                 <w:sz w:val="20"/>
               </w:rPr>
-              <w:t>五港と未探索海図</w:t>
+            </w:r>
+            <w:r>
+              <w:rPr>
+                <w:b w:val="0"/>
+                <w:color w:val="000000"/>
+                <w:sz w:val="20"/>
+              </w:rPr>
+              <w:t>一航海試作と五港探索</w:t>
             </w:r>
           </w:p>
         </w:tc>
@@ -16611,7 +16639,14 @@
                 <w:color w:val="000000"/>
                 <w:sz w:val="20"/>
               </w:rPr>
-              <w:t>発見と相場情報の範囲が一致する</w:t>
+            </w:r>
+            <w:r>
+              <w:rPr>
+                <w:b w:val="0"/>
+                <w:color w:val="000000"/>
+                <w:sz w:val="20"/>
+              </w:rPr>
+              <w:t>寄り道から次の目的が生まれ、発見と情報の範囲が一致する</w:t>
             </w:r>
           </w:p>
         </w:tc>
@@ -16999,6 +17034,627 @@
     <w:p>
       <w:r>
         <w:t>商品価格、距離、船、報酬、食料消費は内容データの定数へ集約する。仕様を変えたら変更理由、遊びへの影響、保存互換性を記録する。第一章の目標とP1の範囲を増やす変更は、実装前に本書も更新する。気づいた改善をすべて初期版へ入れず、航海の循環を改善するものから選ぶ。</w:t>
+      </w:r>
+    </w:p>
+    <w:p>
+      <w:pPr>
+        <w:pStyle w:val="Heading2"/>
+      </w:pPr>
+      <w:r>
+        <w:t>19 4 一航海の試作を先に完成させる工程</w:t>
+      </w:r>
+    </w:p>
+    <w:p>
+      <w:pPr/>
+      <w:r>
+        <w:t>2026年9月30日に、一航海の試作を先に完成させる開発順を採用した。M4aで観測一件を先行し、M4bで五港へ拡張した後、M5aで予報と十遭遇、M5bで第一章を完成させる。M4aの子作業は視認と寄り道、観測と報告、航路登録と帰路の順に進める。</w:t>
+      </w:r>
+    </w:p>
+    <w:tbl>
+      <w:tblPr>
+        <w:tblW w:type="auto" w:w="0"/>
+        <w:jc w:val="center"/>
+        <w:tblLayout w:type="fixed"/>
+        <w:tblLook w:firstColumn="1" w:firstRow="1" w:lastColumn="0" w:lastRow="0" w:noHBand="0" w:noVBand="1" w:val="04A0"/>
+        <w:tblBorders>
+          <w:top w:val="single" w:sz="4" w:color="D9D9D9"/>
+          <w:left w:val="single" w:sz="4" w:color="D9D9D9"/>
+          <w:bottom w:val="single" w:sz="4" w:color="D9D9D9"/>
+          <w:right w:val="single" w:sz="4" w:color="D9D9D9"/>
+          <w:insideH w:val="single" w:sz="4" w:color="D9D9D9"/>
+          <w:insideV w:val="single" w:sz="4" w:color="D9D9D9"/>
+        </w:tblBorders>
+      </w:tblPr>
+      <w:tblGrid>
+        <w:gridCol w:w="1872"/>
+        <w:gridCol w:w="3168"/>
+        <w:gridCol w:w="4752"/>
+      </w:tblGrid>
+      <w:tr>
+        <w:trPr>
+          <w:cantSplit/>
+          <w:tblHeader w:val="true"/>
+        </w:trPr>
+        <w:tc>
+          <w:tcPr>
+            <w:tcW w:type="dxa" w:w="1872"/>
+            <w:vAlign w:val="center"/>
+            <w:tcMar>
+              <w:top w:w="65" w:type="dxa"/>
+              <w:bottom w:w="65" w:type="dxa"/>
+              <w:left w:w="85" w:type="dxa"/>
+              <w:right w:w="85" w:type="dxa"/>
+            </w:tcMar>
+            <w:shd w:fill="DDEBF0"/>
+          </w:tcPr>
+          <w:p>
+            <w:pPr>
+              <w:keepNext w:val="0"/>
+              <w:keepLines w:val="0"/>
+              <w:spacing w:line="282" w:lineRule="exact" w:before="0" w:after="0"/>
+              <w:jc w:val="center"/>
+            </w:pPr>
+            <w:r>
+              <w:rPr>
+                <w:b/>
+                <w:color w:val="000000"/>
+                <w:sz w:val="20"/>
+              </w:rPr>
+            </w:r>
+            <w:r>
+              <w:rPr>
+                <w:b/>
+                <w:color w:val="000000"/>
+                <w:sz w:val="20"/>
+              </w:rPr>
+              <w:t>工程</w:t>
+            </w:r>
+          </w:p>
+        </w:tc>
+        <w:tc>
+          <w:tcPr>
+            <w:tcW w:type="dxa" w:w="3168"/>
+            <w:vAlign w:val="center"/>
+            <w:tcMar>
+              <w:top w:w="65" w:type="dxa"/>
+              <w:bottom w:w="65" w:type="dxa"/>
+              <w:left w:w="85" w:type="dxa"/>
+              <w:right w:w="85" w:type="dxa"/>
+            </w:tcMar>
+            <w:shd w:fill="DDEBF0"/>
+          </w:tcPr>
+          <w:p>
+            <w:pPr>
+              <w:keepNext w:val="0"/>
+              <w:keepLines w:val="0"/>
+              <w:spacing w:line="282" w:lineRule="exact" w:before="0" w:after="0"/>
+              <w:jc w:val="center"/>
+            </w:pPr>
+            <w:r>
+              <w:rPr>
+                <w:b/>
+                <w:color w:val="000000"/>
+                <w:sz w:val="20"/>
+              </w:rPr>
+            </w:r>
+            <w:r>
+              <w:rPr>
+                <w:b/>
+                <w:color w:val="000000"/>
+                <w:sz w:val="20"/>
+              </w:rPr>
+              <w:t>内容</w:t>
+            </w:r>
+          </w:p>
+        </w:tc>
+        <w:tc>
+          <w:tcPr>
+            <w:tcW w:type="dxa" w:w="4752"/>
+            <w:vAlign w:val="center"/>
+            <w:tcMar>
+              <w:top w:w="65" w:type="dxa"/>
+              <w:bottom w:w="65" w:type="dxa"/>
+              <w:left w:w="85" w:type="dxa"/>
+              <w:right w:w="85" w:type="dxa"/>
+            </w:tcMar>
+            <w:shd w:fill="DDEBF0"/>
+          </w:tcPr>
+          <w:p>
+            <w:pPr>
+              <w:keepNext w:val="0"/>
+              <w:keepLines w:val="0"/>
+              <w:spacing w:line="282" w:lineRule="exact" w:before="0" w:after="0"/>
+              <w:jc w:val="center"/>
+            </w:pPr>
+            <w:r>
+              <w:rPr>
+                <w:b/>
+                <w:color w:val="000000"/>
+                <w:sz w:val="20"/>
+              </w:rPr>
+            </w:r>
+            <w:r>
+              <w:rPr>
+                <w:b/>
+                <w:color w:val="000000"/>
+                <w:sz w:val="20"/>
+              </w:rPr>
+              <w:t>完了条件</w:t>
+            </w:r>
+          </w:p>
+        </w:tc>
+      </w:tr>
+      <w:tr>
+        <w:trPr>
+          <w:cantSplit/>
+        </w:trPr>
+        <w:tc>
+          <w:tcPr>
+            <w:tcW w:type="dxa" w:w="1872"/>
+            <w:vAlign w:val="center"/>
+            <w:tcMar>
+              <w:top w:w="65" w:type="dxa"/>
+              <w:bottom w:w="65" w:type="dxa"/>
+              <w:left w:w="85" w:type="dxa"/>
+              <w:right w:w="85" w:type="dxa"/>
+            </w:tcMar>
+            <w:shd w:fill="FFFFFF"/>
+          </w:tcPr>
+          <w:p>
+            <w:pPr>
+              <w:keepNext w:val="0"/>
+              <w:keepLines w:val="0"/>
+              <w:spacing w:line="282" w:lineRule="exact" w:before="0" w:after="0"/>
+              <w:jc w:val="left"/>
+            </w:pPr>
+            <w:r>
+              <w:rPr>
+                <w:b w:val="0"/>
+                <w:color w:val="000000"/>
+                <w:sz w:val="20"/>
+              </w:rPr>
+            </w:r>
+            <w:r>
+              <w:rPr>
+                <w:b w:val="0"/>
+                <w:color w:val="000000"/>
+                <w:sz w:val="20"/>
+              </w:rPr>
+              <w:t>M4a</w:t>
+            </w:r>
+          </w:p>
+        </w:tc>
+        <w:tc>
+          <w:tcPr>
+            <w:tcW w:type="dxa" w:w="3168"/>
+            <w:vAlign w:val="center"/>
+            <w:tcMar>
+              <w:top w:w="65" w:type="dxa"/>
+              <w:bottom w:w="65" w:type="dxa"/>
+              <w:left w:w="85" w:type="dxa"/>
+              <w:right w:w="85" w:type="dxa"/>
+            </w:tcMar>
+            <w:shd w:fill="FFFFFF"/>
+          </w:tcPr>
+          <w:p>
+            <w:pPr>
+              <w:keepNext w:val="0"/>
+              <w:keepLines w:val="0"/>
+              <w:spacing w:line="282" w:lineRule="exact" w:before="0" w:after="0"/>
+              <w:jc w:val="left"/>
+            </w:pPr>
+            <w:r>
+              <w:rPr>
+                <w:b w:val="0"/>
+                <w:color w:val="000000"/>
+                <w:sz w:val="20"/>
+              </w:rPr>
+            </w:r>
+            <w:r>
+              <w:rPr>
+                <w:b w:val="0"/>
+                <w:color w:val="000000"/>
+                <w:sz w:val="20"/>
+              </w:rPr>
+              <w:t>二港の一航海の試作</w:t>
+            </w:r>
+          </w:p>
+        </w:tc>
+        <w:tc>
+          <w:tcPr>
+            <w:tcW w:type="dxa" w:w="4752"/>
+            <w:vAlign w:val="center"/>
+            <w:tcMar>
+              <w:top w:w="65" w:type="dxa"/>
+              <w:bottom w:w="65" w:type="dxa"/>
+              <w:left w:w="85" w:type="dxa"/>
+              <w:right w:w="85" w:type="dxa"/>
+            </w:tcMar>
+            <w:shd w:fill="FFFFFF"/>
+          </w:tcPr>
+          <w:p>
+            <w:pPr>
+              <w:keepNext w:val="0"/>
+              <w:keepLines w:val="0"/>
+              <w:spacing w:line="282" w:lineRule="exact" w:before="0" w:after="0"/>
+              <w:jc w:val="left"/>
+            </w:pPr>
+            <w:r>
+              <w:rPr>
+                <w:b w:val="0"/>
+                <w:color w:val="000000"/>
+                <w:sz w:val="20"/>
+              </w:rPr>
+            </w:r>
+            <w:r>
+              <w:rPr>
+                <w:b w:val="0"/>
+                <w:color w:val="000000"/>
+                <w:sz w:val="20"/>
+              </w:rPr>
+              <w:t>発見と寄り道、観測と報告、登録と帰路がつながり、初見の三問を記録する</w:t>
+            </w:r>
+          </w:p>
+        </w:tc>
+      </w:tr>
+      <w:tr>
+        <w:trPr>
+          <w:cantSplit/>
+        </w:trPr>
+        <w:tc>
+          <w:tcPr>
+            <w:tcW w:type="dxa" w:w="1872"/>
+            <w:vAlign w:val="center"/>
+            <w:tcMar>
+              <w:top w:w="65" w:type="dxa"/>
+              <w:bottom w:w="65" w:type="dxa"/>
+              <w:left w:w="85" w:type="dxa"/>
+              <w:right w:w="85" w:type="dxa"/>
+            </w:tcMar>
+            <w:shd w:fill="FFFFFF"/>
+          </w:tcPr>
+          <w:p>
+            <w:pPr>
+              <w:keepNext w:val="0"/>
+              <w:keepLines w:val="0"/>
+              <w:spacing w:line="282" w:lineRule="exact" w:before="0" w:after="0"/>
+              <w:jc w:val="left"/>
+            </w:pPr>
+            <w:r>
+              <w:rPr>
+                <w:b w:val="0"/>
+                <w:color w:val="000000"/>
+                <w:sz w:val="20"/>
+              </w:rPr>
+            </w:r>
+            <w:r>
+              <w:rPr>
+                <w:b w:val="0"/>
+                <w:color w:val="000000"/>
+                <w:sz w:val="20"/>
+              </w:rPr>
+              <w:t>M4b</w:t>
+            </w:r>
+          </w:p>
+        </w:tc>
+        <w:tc>
+          <w:tcPr>
+            <w:tcW w:type="dxa" w:w="3168"/>
+            <w:vAlign w:val="center"/>
+            <w:tcMar>
+              <w:top w:w="65" w:type="dxa"/>
+              <w:bottom w:w="65" w:type="dxa"/>
+              <w:left w:w="85" w:type="dxa"/>
+              <w:right w:w="85" w:type="dxa"/>
+            </w:tcMar>
+            <w:shd w:fill="FFFFFF"/>
+          </w:tcPr>
+          <w:p>
+            <w:pPr>
+              <w:keepNext w:val="0"/>
+              <w:keepLines w:val="0"/>
+              <w:spacing w:line="282" w:lineRule="exact" w:before="0" w:after="0"/>
+              <w:jc w:val="left"/>
+            </w:pPr>
+            <w:r>
+              <w:rPr>
+                <w:b w:val="0"/>
+                <w:color w:val="000000"/>
+                <w:sz w:val="20"/>
+              </w:rPr>
+            </w:r>
+            <w:r>
+              <w:rPr>
+                <w:b w:val="0"/>
+                <w:color w:val="000000"/>
+                <w:sz w:val="20"/>
+              </w:rPr>
+              <w:t>五港と探索の拡張</w:t>
+            </w:r>
+          </w:p>
+        </w:tc>
+        <w:tc>
+          <w:tcPr>
+            <w:tcW w:type="dxa" w:w="4752"/>
+            <w:vAlign w:val="center"/>
+            <w:tcMar>
+              <w:top w:w="65" w:type="dxa"/>
+              <w:bottom w:w="65" w:type="dxa"/>
+              <w:left w:w="85" w:type="dxa"/>
+              <w:right w:w="85" w:type="dxa"/>
+            </w:tcMar>
+            <w:shd w:fill="FFFFFF"/>
+          </w:tcPr>
+          <w:p>
+            <w:pPr>
+              <w:keepNext w:val="0"/>
+              <w:keepLines w:val="0"/>
+              <w:spacing w:line="282" w:lineRule="exact" w:before="0" w:after="0"/>
+              <w:jc w:val="left"/>
+            </w:pPr>
+            <w:r>
+              <w:rPr>
+                <w:b w:val="0"/>
+                <w:color w:val="000000"/>
+                <w:sz w:val="20"/>
+              </w:rPr>
+            </w:r>
+            <w:r>
+              <w:rPr>
+                <w:b w:val="0"/>
+                <w:color w:val="000000"/>
+                <w:sz w:val="20"/>
+              </w:rPr>
+              <w:t>五港、五商品、噂、船の段階3から5を追加し、情報開示が一致する</w:t>
+            </w:r>
+          </w:p>
+        </w:tc>
+      </w:tr>
+      <w:tr>
+        <w:trPr>
+          <w:cantSplit/>
+        </w:trPr>
+        <w:tc>
+          <w:tcPr>
+            <w:tcW w:type="dxa" w:w="1872"/>
+            <w:vAlign w:val="center"/>
+            <w:tcMar>
+              <w:top w:w="65" w:type="dxa"/>
+              <w:bottom w:w="65" w:type="dxa"/>
+              <w:left w:w="85" w:type="dxa"/>
+              <w:right w:w="85" w:type="dxa"/>
+            </w:tcMar>
+            <w:shd w:fill="FFFFFF"/>
+          </w:tcPr>
+          <w:p>
+            <w:pPr>
+              <w:keepNext w:val="0"/>
+              <w:keepLines w:val="0"/>
+              <w:spacing w:line="282" w:lineRule="exact" w:before="0" w:after="0"/>
+              <w:jc w:val="left"/>
+            </w:pPr>
+            <w:r>
+              <w:rPr>
+                <w:b w:val="0"/>
+                <w:color w:val="000000"/>
+                <w:sz w:val="20"/>
+              </w:rPr>
+            </w:r>
+            <w:r>
+              <w:rPr>
+                <w:b w:val="0"/>
+                <w:color w:val="000000"/>
+                <w:sz w:val="20"/>
+              </w:rPr>
+              <w:t>M5a</w:t>
+            </w:r>
+          </w:p>
+        </w:tc>
+        <w:tc>
+          <w:tcPr>
+            <w:tcW w:type="dxa" w:w="3168"/>
+            <w:vAlign w:val="center"/>
+            <w:tcMar>
+              <w:top w:w="65" w:type="dxa"/>
+              <w:bottom w:w="65" w:type="dxa"/>
+              <w:left w:w="85" w:type="dxa"/>
+              <w:right w:w="85" w:type="dxa"/>
+            </w:tcMar>
+            <w:shd w:fill="FFFFFF"/>
+          </w:tcPr>
+          <w:p>
+            <w:pPr>
+              <w:keepNext w:val="0"/>
+              <w:keepLines w:val="0"/>
+              <w:spacing w:line="282" w:lineRule="exact" w:before="0" w:after="0"/>
+              <w:jc w:val="left"/>
+            </w:pPr>
+            <w:r>
+              <w:rPr>
+                <w:b w:val="0"/>
+                <w:color w:val="000000"/>
+                <w:sz w:val="20"/>
+              </w:rPr>
+            </w:r>
+            <w:r>
+              <w:rPr>
+                <w:b w:val="0"/>
+                <w:color w:val="000000"/>
+                <w:sz w:val="20"/>
+              </w:rPr>
+              <w:t>予報と十遭遇</w:t>
+            </w:r>
+          </w:p>
+        </w:tc>
+        <w:tc>
+          <w:tcPr>
+            <w:tcW w:type="dxa" w:w="4752"/>
+            <w:vAlign w:val="center"/>
+            <w:tcMar>
+              <w:top w:w="65" w:type="dxa"/>
+              <w:bottom w:w="65" w:type="dxa"/>
+              <w:left w:w="85" w:type="dxa"/>
+              <w:right w:w="85" w:type="dxa"/>
+            </w:tcMar>
+            <w:shd w:fill="FFFFFF"/>
+          </w:tcPr>
+          <w:p>
+            <w:pPr>
+              <w:keepNext w:val="0"/>
+              <w:keepLines w:val="0"/>
+              <w:spacing w:line="282" w:lineRule="exact" w:before="0" w:after="0"/>
+              <w:jc w:val="left"/>
+            </w:pPr>
+            <w:r>
+              <w:rPr>
+                <w:b w:val="0"/>
+                <w:color w:val="000000"/>
+                <w:sz w:val="20"/>
+              </w:rPr>
+            </w:r>
+            <w:r>
+              <w:rPr>
+                <w:b w:val="0"/>
+                <w:color w:val="000000"/>
+                <w:sz w:val="20"/>
+              </w:rPr>
+              <w:t>風と潮の影響、予報、危険と成果を確認し、選択中の停止と保存が成立する</w:t>
+            </w:r>
+          </w:p>
+        </w:tc>
+      </w:tr>
+      <w:tr>
+        <w:trPr>
+          <w:cantSplit/>
+        </w:trPr>
+        <w:tc>
+          <w:tcPr>
+            <w:tcW w:type="dxa" w:w="1872"/>
+            <w:vAlign w:val="center"/>
+            <w:tcMar>
+              <w:top w:w="65" w:type="dxa"/>
+              <w:bottom w:w="65" w:type="dxa"/>
+              <w:left w:w="85" w:type="dxa"/>
+              <w:right w:w="85" w:type="dxa"/>
+            </w:tcMar>
+            <w:shd w:fill="FFFFFF"/>
+          </w:tcPr>
+          <w:p>
+            <w:pPr>
+              <w:keepNext w:val="0"/>
+              <w:keepLines w:val="0"/>
+              <w:spacing w:line="282" w:lineRule="exact" w:before="0" w:after="0"/>
+              <w:jc w:val="left"/>
+            </w:pPr>
+            <w:r>
+              <w:rPr>
+                <w:b w:val="0"/>
+                <w:color w:val="000000"/>
+                <w:sz w:val="20"/>
+              </w:rPr>
+            </w:r>
+            <w:r>
+              <w:rPr>
+                <w:b w:val="0"/>
+                <w:color w:val="000000"/>
+                <w:sz w:val="20"/>
+              </w:rPr>
+              <w:t>M5b</w:t>
+            </w:r>
+          </w:p>
+        </w:tc>
+        <w:tc>
+          <w:tcPr>
+            <w:tcW w:type="dxa" w:w="3168"/>
+            <w:vAlign w:val="center"/>
+            <w:tcMar>
+              <w:top w:w="65" w:type="dxa"/>
+              <w:bottom w:w="65" w:type="dxa"/>
+              <w:left w:w="85" w:type="dxa"/>
+              <w:right w:w="85" w:type="dxa"/>
+            </w:tcMar>
+            <w:shd w:fill="FFFFFF"/>
+          </w:tcPr>
+          <w:p>
+            <w:pPr>
+              <w:keepNext w:val="0"/>
+              <w:keepLines w:val="0"/>
+              <w:spacing w:line="282" w:lineRule="exact" w:before="0" w:after="0"/>
+              <w:jc w:val="left"/>
+            </w:pPr>
+            <w:r>
+              <w:rPr>
+                <w:b w:val="0"/>
+                <w:color w:val="000000"/>
+                <w:sz w:val="20"/>
+              </w:rPr>
+            </w:r>
+            <w:r>
+              <w:rPr>
+                <w:b w:val="0"/>
+                <w:color w:val="000000"/>
+                <w:sz w:val="20"/>
+              </w:rPr>
+              <w:t>霧峰灯台の修復と帰還</w:t>
+            </w:r>
+          </w:p>
+        </w:tc>
+        <w:tc>
+          <w:tcPr>
+            <w:tcW w:type="dxa" w:w="4752"/>
+            <w:vAlign w:val="center"/>
+            <w:tcMar>
+              <w:top w:w="65" w:type="dxa"/>
+              <w:bottom w:w="65" w:type="dxa"/>
+              <w:left w:w="85" w:type="dxa"/>
+              <w:right w:w="85" w:type="dxa"/>
+            </w:tcMar>
+            <w:shd w:fill="FFFFFF"/>
+          </w:tcPr>
+          <w:p>
+            <w:pPr>
+              <w:keepNext w:val="0"/>
+              <w:keepLines w:val="0"/>
+              <w:spacing w:line="282" w:lineRule="exact" w:before="0" w:after="0"/>
+              <w:jc w:val="left"/>
+            </w:pPr>
+            <w:r>
+              <w:rPr>
+                <w:b w:val="0"/>
+                <w:color w:val="000000"/>
+                <w:sz w:val="20"/>
+              </w:rPr>
+            </w:r>
+            <w:r>
+              <w:rPr>
+                <w:b w:val="0"/>
+                <w:color w:val="000000"/>
+                <w:sz w:val="20"/>
+              </w:rPr>
+              <w:t>複数の方法で条件をそろえ、灯台を修復して改善した航路を使える</w:t>
+            </w:r>
+          </w:p>
+        </w:tc>
+      </w:tr>
+    </w:tbl>
+    <w:p>
+      <w:pPr/>
+      <w:r>
+        <w:t>M4はM4aとM4bの両方、M5はM5aとM5bの両方を確認して閉じる。M4aで三問の結果を記録し、発見に気付けない、判断の理由が伝わらない、帰港後の目的が残らない場合は、配置、会話、見積り、航海帳を修正して再確認する。詳細は docs/voyage-prototype-plan.md、試遊の記録は docs/voyage-prototype-playtest.md を参照する。</w:t>
+      </w:r>
+    </w:p>
+    <w:p>
+      <w:pPr>
+        <w:pStyle w:val="Heading2"/>
+      </w:pPr>
+      <w:r>
+        <w:t>19 5 作業と確認結果をGitHubに記録する</w:t>
+      </w:r>
+    </w:p>
+    <w:p>
+      <w:pPr/>
+      <w:r>
+        <w:t>各工程はGitHubのIssueへ作業内容、依存関係、完了条件を記録し、実装コミットと確認結果を結び付ける。現在の実装範囲は docs/development-status.md、採用した判断と変更理由は docs/development-log.md へ残す。処理テスト、画面確認、保存の確認、利用者による初見の試遊を区別し、未実施を成功として記録しない。子作業が閉じても、一航海の通し確認と初見の三問が未実施ならM4aを完了扱いにしない。</w:t>
       </w:r>
     </w:p>
     <w:p>
@@ -18045,7 +18701,7 @@
     </w:p>
     <w:p>
       <w:r>
-        <w:t>試遊後に聞く内容は、「次に行きたかった場所」「帰還する理由が分かったか」「困ったときに選べる行動があったか」「同じ操作が続きすぎた箇所」とする。達成率と時間は少人数の試遊でも記録し、印象だけで難度を変えない。初期版にはアクセス解析を必須とせず、同意を得た試遊記録で改善する。</w:t>
+        <w:t>M4aの試遊後は、「何を見つけたか」「なぜ進路を変えたか」「帰港後に次は何をしたいか」を確認する。進路を変えなかった場合は、直行や後回しを選んだ理由を記録する。P1以降は、帰還の理由、困ったときに選べる行動、同じ操作が続きすぎた箇所も確認する。達成率と時間は少人数の試遊でも記録し、印象だけで難度を変えない。初期版にはアクセス解析を必須とせず、同意を得た試遊記録で改善する。</w:t>
       </w:r>
     </w:p>
     <w:p>
@@ -18098,7 +18754,7 @@
     </w:p>
     <w:p>
       <w:r>
-        <w:t>着手する範囲はM0〜M3の二港試作とする。「木材を運び、利益を出し、補給し、船を改造し、保存して再開する」という一続きの体験を最初の確認対象にする。それが成立したらM4とM5を追加し、灯台の修理で終わる第一章を公開できるゲームにする。</w:t>
+        <w:t>M0〜M3の二港試作と初回ガイドはv0.1.1で完了した。次に着手するのはM4aの一航海の試作とする。浮標の発見、寄り道、観測、報告、航路登録、帰路をつなぎ、初見の三問を記録して必要な修正を終えてからM4b、M5a、M5bへ進む。M5bで灯台修理と帰還を実装し、第一章を公開できるゲームにする。</w:t>
       </w:r>
     </w:p>
     <w:p>
